--- a/docs/项目规划书.docx
+++ b/docs/项目规划书.docx
@@ -1339,7 +1339,7 @@
           <w:sz w:val="21"/>
           <w:szCs w:val="21"/>
         </w:rPr>
-        <w:t xml:space="preserve">本项目共 2 人，分工如下：</w:t>
+        <w:t xml:space="preserve">本项目共 3 人，分工如下：</w:t>
       </w:r>
     </w:p>
     <w:tbl>
@@ -1559,10 +1559,75 @@
               </w:rPr>
               <w:t xml:space="preserve">1. main.py — 主程序入口（交互菜单+命令行模式）
 2. ai_engine.py — AI 诊断引擎（Prompt+API+离线规则引擎）
-3. shell_agent.py — 对话式运维终端代理
-4. report_gen.py — 报告生成器（Markdown + HTML）
-5. data_reader.py / config_loader.py / utils.py — 基础设施
-6. test_python.py — Python 单元测试</w:t>
+3. data_reader.py / config_loader.py — 数据读取与配置管理</w:t>
+            </w:r>
+          </w:p>
+        </w:tc>
+      </w:tr>
+      <w:tr>
+        <w:tc>
+          <w:tcPr>
+            <w:tcW w:type="dxa" w:w="2000"/>
+            <w:tcBorders>
+              <w:top w:val="single" w:color="AAAAAA" w:sz="1"/>
+              <w:left w:val="single" w:color="AAAAAA" w:sz="1"/>
+              <w:bottom w:val="single" w:color="AAAAAA" w:sz="1"/>
+              <w:right w:val="single" w:color="AAAAAA" w:sz="1"/>
+            </w:tcBorders>
+            <w:tcMar>
+              <w:top w:type="dxa" w:w="60"/>
+              <w:left w:type="dxa" w:w="100"/>
+              <w:bottom w:type="dxa" w:w="60"/>
+              <w:right w:type="dxa" w:w="100"/>
+            </w:tcMar>
+          </w:tcPr>
+          <w:p>
+            <w:pPr>
+              <w:jc w:val="center"/>
+            </w:pPr>
+            <w:r>
+              <w:rPr>
+                <w:rFonts w:ascii="Microsoft YaHei" w:cs="Microsoft YaHei" w:eastAsia="Microsoft YaHei" w:hAnsi="Microsoft YaHei"/>
+                <w:b/>
+                <w:bCs/>
+                <w:sz w:val="21"/>
+                <w:szCs w:val="21"/>
+              </w:rPr>
+              <w:t xml:space="preserve">人员 C
+（交互与集成方向）</w:t>
+            </w:r>
+          </w:p>
+        </w:tc>
+        <w:tc>
+          <w:tcPr>
+            <w:tcW w:type="dxa" w:w="7026"/>
+            <w:tcBorders>
+              <w:top w:val="single" w:color="AAAAAA" w:sz="1"/>
+              <w:left w:val="single" w:color="AAAAAA" w:sz="1"/>
+              <w:bottom w:val="single" w:color="AAAAAA" w:sz="1"/>
+              <w:right w:val="single" w:color="AAAAAA" w:sz="1"/>
+            </w:tcBorders>
+            <w:tcMar>
+              <w:top w:type="dxa" w:w="60"/>
+              <w:left w:type="dxa" w:w="100"/>
+              <w:bottom w:type="dxa" w:w="60"/>
+              <w:right w:type="dxa" w:w="100"/>
+            </w:tcMar>
+          </w:tcPr>
+          <w:p>
+            <w:pPr>
+              <w:jc w:val="left"/>
+            </w:pPr>
+            <w:r>
+              <w:rPr>
+                <w:rFonts w:ascii="Microsoft YaHei" w:cs="Microsoft YaHei" w:eastAsia="Microsoft YaHei" w:hAnsi="Microsoft YaHei"/>
+                <w:sz w:val="21"/>
+                <w:szCs w:val="21"/>
+              </w:rPr>
+              <w:t xml:space="preserve">1. shell_agent.py — 对话式终端代理（命令生成+安全检查+执行解读）
+2. report_gen.py — 报告生成器（Markdown + HTML 模板）
+3. utils.py — Python 公共工具函数
+4. test_python.py — Python 单元测试，集成测试脚本编写</w:t>
             </w:r>
           </w:p>
         </w:tc>
@@ -1811,8 +1876,9 @@
                 <w:sz w:val="21"/>
                 <w:szCs w:val="21"/>
               </w:rPr>
-              <w:t xml:space="preserve">人员A：Git仓库搭建，sys_collector.sh(CPU/内存/磁盘/网络)，log_scanner.sh(grep/awk日志分析)
-人员B：Python配置系统，data_reader.py，ai_engine.py(Prompt模板+API框架+离线引擎)
+              <w:t xml:space="preserve">人员A：Git仓库搭建，common.sh，sys_collector.sh(CPU/内存/磁盘/网络)，log_scanner.sh(grep/awk日志分析)
+人员B：config_loader.py，data_reader.py，ai_engine.py(Prompt模板+API框架+离线引擎)
+人员C：main.py菜单框架，shell_agent.py交互原型，utils.py公共工具
 联调：Python调用Shell成功，采集JSON可解析展示</w:t>
             </w:r>
           </w:p>
@@ -1910,7 +1976,8 @@
                 <w:szCs w:val="21"/>
               </w:rPr>
               <w:t xml:space="preserve">人员A：auto_reporter.sh快照编排，cron_setup.sh定时部署，process_guard.sh进程守护
-人员B：ai_engine.py完善(API重试+输出解析)，shell_agent.py(命令生成+安全+解读)，report_gen.py
+人员B：ai_engine.py完善(API重试+输出解析+输出解析)
+人员C：shell_agent.py完善(安全+解读循环)，report_gen.py(Markdown+HTML)
 联调：全链路采集→分析→AI诊断→报告生成</w:t>
             </w:r>
           </w:p>
@@ -2008,7 +2075,8 @@
                 <w:szCs w:val="21"/>
               </w:rPr>
               <w:t xml:space="preserve">人员A：test_shell.sh单元测试，WSL/虚拟机兼容测试，使用说明(Shell部分)，运行截图
-人员B：test_python.py单元测试，Prompt调优，项目报告+使用说明(Python)，演示视频录制
+人员B：AI异常场景测试，Prompt调优，项目报告技术章节
+人员C：test_python.py单元测试，集成测试脚本，演示视频录制，使用说明(Python部分)
 最终：Bug修复，代码清理，Tag v1.0，打包提交材料</w:t>
             </w:r>
           </w:p>
@@ -2353,7 +2421,7 @@
                 <w:sz w:val="21"/>
                 <w:szCs w:val="21"/>
               </w:rPr>
-              <w:t xml:space="preserve">2人团队工作量压力</w:t>
+              <w:t xml:space="preserve">3人团队工作量协调</w:t>
             </w:r>
           </w:p>
         </w:tc>
@@ -2383,7 +2451,7 @@
                 <w:sz w:val="21"/>
                 <w:szCs w:val="21"/>
               </w:rPr>
-              <w:t xml:space="preserve">核心路径优先(采集+诊断+报告)；非核心功能(SSH远程/Web面板)作为加分项后延；每日沟通进度</w:t>
+              <w:t xml:space="preserve">3人分工明确，各司其职；每日沟通同步进度；优先完成核心路径(采集+诊断+报告)，非核心功能后延</w:t>
             </w:r>
           </w:p>
         </w:tc>
